--- a/小野町_引継ぎ_整理済/23_障がいアンケート分析/小野町_障がいアンケート分析報告書のレビュー_20261006.docx
+++ b/小野町_引継ぎ_整理済/23_障がいアンケート分析/小野町_障がいアンケート分析報告書のレビュー_20261006.docx
@@ -1840,6 +1840,7 @@
     </w:p>
     <w:p>
       <w:pPr>
+        <w:pStyle w:val="Heading1"/>
         <w:keepNext/>
         <w:spacing w:before="240" w:after="100"/>
       </w:pPr>
@@ -2118,6 +2119,7 @@
     </w:p>
     <w:p>
       <w:pPr>
+        <w:pStyle w:val="Heading1"/>
         <w:keepNext/>
         <w:spacing w:before="240" w:after="100"/>
       </w:pPr>
@@ -2136,6 +2138,7 @@
     </w:p>
     <w:p>
       <w:pPr>
+        <w:pStyle w:val="Heading2"/>
         <w:keepNext/>
         <w:spacing w:before="180" w:after="100"/>
       </w:pPr>
@@ -2236,6 +2239,7 @@
     </w:p>
     <w:p>
       <w:pPr>
+        <w:pStyle w:val="Heading2"/>
         <w:keepNext/>
         <w:spacing w:before="180" w:after="100"/>
       </w:pPr>
@@ -2354,6 +2358,7 @@
     </w:p>
     <w:p>
       <w:pPr>
+        <w:pStyle w:val="Heading2"/>
         <w:keepNext/>
         <w:spacing w:before="180" w:after="100"/>
       </w:pPr>
@@ -2445,6 +2450,7 @@
     </w:p>
     <w:p>
       <w:pPr>
+        <w:pStyle w:val="Heading2"/>
         <w:keepNext/>
         <w:spacing w:before="180" w:after="100"/>
       </w:pPr>
@@ -2527,6 +2533,7 @@
     </w:p>
     <w:p>
       <w:pPr>
+        <w:pStyle w:val="Heading2"/>
         <w:keepNext/>
         <w:spacing w:before="180" w:after="100"/>
       </w:pPr>
@@ -2636,6 +2643,7 @@
     </w:p>
     <w:p>
       <w:pPr>
+        <w:pStyle w:val="Heading1"/>
         <w:keepNext/>
         <w:spacing w:before="240" w:after="100"/>
       </w:pPr>
@@ -2654,6 +2662,7 @@
     </w:p>
     <w:p>
       <w:pPr>
+        <w:pStyle w:val="Heading2"/>
         <w:keepNext/>
         <w:spacing w:before="180" w:after="100"/>
       </w:pPr>
@@ -2745,6 +2754,7 @@
     </w:p>
     <w:p>
       <w:pPr>
+        <w:pStyle w:val="Heading2"/>
         <w:keepNext/>
         <w:spacing w:before="180" w:after="100"/>
       </w:pPr>
@@ -4210,6 +4220,7 @@
     </w:p>
     <w:p>
       <w:pPr>
+        <w:pStyle w:val="Heading2"/>
         <w:keepNext/>
         <w:spacing w:before="180" w:after="100"/>
       </w:pPr>
@@ -4301,6 +4312,7 @@
     </w:p>
     <w:p>
       <w:pPr>
+        <w:pStyle w:val="Heading2"/>
         <w:keepNext/>
         <w:spacing w:before="180" w:after="100"/>
       </w:pPr>
@@ -4374,6 +4386,7 @@
     </w:p>
     <w:p>
       <w:pPr>
+        <w:pStyle w:val="Heading2"/>
         <w:keepNext/>
         <w:spacing w:before="180" w:after="100"/>
       </w:pPr>
@@ -4483,6 +4496,7 @@
     </w:p>
     <w:p>
       <w:pPr>
+        <w:pStyle w:val="Heading2"/>
         <w:keepNext/>
         <w:spacing w:before="180" w:after="100"/>
       </w:pPr>
@@ -4592,6 +4606,7 @@
     </w:p>
     <w:p>
       <w:pPr>
+        <w:pStyle w:val="Heading2"/>
         <w:keepNext/>
         <w:spacing w:before="180" w:after="100"/>
       </w:pPr>
@@ -4710,6 +4725,7 @@
     </w:p>
     <w:p>
       <w:pPr>
+        <w:pStyle w:val="Heading1"/>
         <w:keepNext/>
         <w:spacing w:before="240" w:after="100"/>
       </w:pPr>
@@ -4728,6 +4744,7 @@
     </w:p>
     <w:p>
       <w:pPr>
+        <w:pStyle w:val="Heading2"/>
         <w:keepNext/>
         <w:spacing w:before="180" w:after="100"/>
       </w:pPr>
@@ -4810,6 +4827,7 @@
     </w:p>
     <w:p>
       <w:pPr>
+        <w:pStyle w:val="Heading2"/>
         <w:keepNext/>
         <w:spacing w:before="180" w:after="100"/>
       </w:pPr>
@@ -4919,6 +4937,7 @@
     </w:p>
     <w:p>
       <w:pPr>
+        <w:pStyle w:val="Heading2"/>
         <w:keepNext/>
         <w:spacing w:before="180" w:after="100"/>
       </w:pPr>
@@ -4992,6 +5011,7 @@
     </w:p>
     <w:p>
       <w:pPr>
+        <w:pStyle w:val="Heading2"/>
         <w:keepNext/>
         <w:spacing w:before="180" w:after="100"/>
       </w:pPr>
@@ -5563,6 +5583,7 @@
     </w:p>
     <w:p>
       <w:pPr>
+        <w:pStyle w:val="Heading1"/>
         <w:keepNext/>
         <w:spacing w:before="240" w:after="100"/>
       </w:pPr>
@@ -6287,6 +6308,7 @@
     </w:p>
     <w:p>
       <w:pPr>
+        <w:pStyle w:val="Heading2"/>
         <w:keepNext/>
         <w:spacing w:before="180" w:after="100"/>
       </w:pPr>
@@ -6783,6 +6805,7 @@
     </w:p>
     <w:p>
       <w:pPr>
+        <w:pStyle w:val="Heading1"/>
         <w:keepNext/>
         <w:spacing w:before="240" w:after="100"/>
       </w:pPr>
@@ -6801,6 +6824,7 @@
     </w:p>
     <w:p>
       <w:pPr>
+        <w:pStyle w:val="Heading2"/>
         <w:keepNext/>
         <w:spacing w:before="180" w:after="100"/>
       </w:pPr>
@@ -6901,6 +6925,7 @@
     </w:p>
     <w:p>
       <w:pPr>
+        <w:pStyle w:val="Heading2"/>
         <w:keepNext/>
         <w:spacing w:before="180" w:after="100"/>
       </w:pPr>
@@ -6988,6 +7013,7 @@
     </w:p>
     <w:p>
       <w:pPr>
+        <w:pStyle w:val="Heading1"/>
         <w:keepNext/>
         <w:spacing w:before="240" w:after="100"/>
       </w:pPr>
@@ -10171,6 +10197,7 @@
     </w:p>
     <w:p>
       <w:pPr>
+        <w:pStyle w:val="Heading1"/>
         <w:keepNext/>
         <w:spacing w:before="240" w:after="100"/>
       </w:pPr>
@@ -10635,6 +10662,7 @@
     </w:p>
     <w:p>
       <w:pPr>
+        <w:pStyle w:val="Heading1"/>
         <w:keepNext/>
         <w:spacing w:before="240" w:after="100"/>
       </w:pPr>
@@ -11330,6 +11358,7 @@
     <w:rPr>
       <w:rFonts w:ascii="游ゴシック" w:hAnsi="游ゴシック" w:eastAsia="游ゴシック"/>
       <w:sz w:val="21"/>
+      <w:lang w:val="en-US" w:eastAsia="ja-JP"/>
     </w:rPr>
   </w:style>
   <w:style w:type="paragraph" w:styleId="Header">
@@ -11387,15 +11416,17 @@
     <w:pPr>
       <w:keepNext/>
       <w:keepLines/>
-      <w:spacing w:before="480" w:after="0"/>
+      <w:spacing w:before="240" w:after="100"/>
+      <w:ind w:left="0" w:firstLine="0"/>
       <w:outlineLvl w:val="0"/>
     </w:pPr>
     <w:rPr>
-      <w:rFonts w:asciiTheme="majorHAnsi" w:eastAsiaTheme="majorEastAsia" w:hAnsiTheme="majorHAnsi" w:cstheme="majorBidi"/>
+      <w:rFonts w:asciiTheme="majorHAnsi" w:eastAsiaTheme="majorEastAsia" w:hAnsiTheme="majorHAnsi" w:cstheme="majorBidi" w:ascii="游ゴシック" w:hAnsi="游ゴシック" w:eastAsia="游ゴシック"/>
       <w:b/>
       <w:bCs/>
-      <w:color w:val="365F91" w:themeColor="accent1" w:themeShade="BF"/>
-      <w:sz w:val="28"/>
+      <w:i w:val="0"/>
+      <w:color w:val="2E74B5"/>
+      <w:sz w:val="30"/>
       <w:szCs w:val="28"/>
     </w:rPr>
   </w:style>
@@ -11411,15 +11442,17 @@
     <w:pPr>
       <w:keepNext/>
       <w:keepLines/>
-      <w:spacing w:before="200" w:after="0"/>
+      <w:spacing w:before="180" w:after="100"/>
+      <w:ind w:left="0" w:firstLine="0"/>
       <w:outlineLvl w:val="1"/>
     </w:pPr>
     <w:rPr>
-      <w:rFonts w:asciiTheme="majorHAnsi" w:eastAsiaTheme="majorEastAsia" w:hAnsiTheme="majorHAnsi" w:cstheme="majorBidi"/>
+      <w:rFonts w:asciiTheme="majorHAnsi" w:eastAsiaTheme="majorEastAsia" w:hAnsiTheme="majorHAnsi" w:cstheme="majorBidi" w:ascii="游ゴシック" w:hAnsi="游ゴシック" w:eastAsia="游ゴシック"/>
       <w:b/>
       <w:bCs/>
-      <w:color w:val="4F81BD" w:themeColor="accent1"/>
-      <w:sz w:val="26"/>
+      <w:i w:val="0"/>
+      <w:color w:val="2E74B5"/>
+      <w:sz w:val="25"/>
       <w:szCs w:val="26"/>
     </w:rPr>
   </w:style>
@@ -11435,14 +11468,17 @@
     <w:pPr>
       <w:keepNext/>
       <w:keepLines/>
-      <w:spacing w:before="200" w:after="0"/>
+      <w:spacing w:before="180" w:after="80"/>
+      <w:ind w:left="0" w:firstLine="0"/>
       <w:outlineLvl w:val="2"/>
     </w:pPr>
     <w:rPr>
-      <w:rFonts w:asciiTheme="majorHAnsi" w:eastAsiaTheme="majorEastAsia" w:hAnsiTheme="majorHAnsi" w:cstheme="majorBidi"/>
+      <w:rFonts w:asciiTheme="majorHAnsi" w:eastAsiaTheme="majorEastAsia" w:hAnsiTheme="majorHAnsi" w:cstheme="majorBidi" w:ascii="游ゴシック" w:hAnsi="游ゴシック" w:eastAsia="游ゴシック"/>
       <w:b/>
       <w:bCs/>
-      <w:color w:val="4F81BD" w:themeColor="accent1"/>
+      <w:i w:val="0"/>
+      <w:color w:val="1F4D78"/>
+      <w:sz w:val="22"/>
     </w:rPr>
   </w:style>
   <w:style w:type="paragraph" w:styleId="Heading4">

--- a/小野町_引継ぎ_整理済/23_障がいアンケート分析/小野町_障がいアンケート分析報告書のレビュー_20261006.docx
+++ b/小野町_引継ぎ_整理済/23_障がいアンケート分析/小野町_障がいアンケート分析報告書のレビュー_20261006.docx
@@ -1966,6 +1966,7 @@
           </w:tcPr>
           <w:p>
             <w:pPr>
+              <w:keepNext/>
               <w:spacing w:before="20" w:after="20"/>
             </w:pPr>
             <w:r>
@@ -1986,6 +1987,7 @@
           </w:tcPr>
           <w:p>
             <w:pPr>
+              <w:keepNext/>
               <w:spacing w:before="20" w:after="20"/>
             </w:pPr>
             <w:r>
@@ -5427,6 +5429,7 @@
           </w:tcPr>
           <w:p>
             <w:pPr>
+              <w:keepNext/>
               <w:spacing w:before="20" w:after="20"/>
             </w:pPr>
             <w:r>
@@ -5447,6 +5450,7 @@
           </w:tcPr>
           <w:p>
             <w:pPr>
+              <w:keepNext/>
               <w:spacing w:before="20" w:after="20"/>
             </w:pPr>
             <w:r>
@@ -5467,6 +5471,7 @@
           </w:tcPr>
           <w:p>
             <w:pPr>
+              <w:keepNext/>
               <w:spacing w:before="20" w:after="20"/>
             </w:pPr>
             <w:r>
@@ -6115,6 +6120,7 @@
           </w:tcPr>
           <w:p>
             <w:pPr>
+              <w:keepNext/>
               <w:spacing w:before="20" w:after="20"/>
             </w:pPr>
             <w:r>
@@ -6135,6 +6141,7 @@
           </w:tcPr>
           <w:p>
             <w:pPr>
+              <w:keepNext/>
               <w:spacing w:before="20" w:after="20"/>
               <w:jc w:val="right"/>
             </w:pPr>
@@ -6156,6 +6163,7 @@
           </w:tcPr>
           <w:p>
             <w:pPr>
+              <w:keepNext/>
               <w:spacing w:before="20" w:after="20"/>
               <w:jc w:val="right"/>
             </w:pPr>
@@ -6177,6 +6185,7 @@
           </w:tcPr>
           <w:p>
             <w:pPr>
+              <w:keepNext/>
               <w:spacing w:before="20" w:after="20"/>
               <w:jc w:val="right"/>
             </w:pPr>
@@ -6648,6 +6657,7 @@
           </w:tcPr>
           <w:p>
             <w:pPr>
+              <w:keepNext/>
               <w:spacing w:before="20" w:after="20"/>
             </w:pPr>
             <w:r>
@@ -6668,6 +6678,7 @@
           </w:tcPr>
           <w:p>
             <w:pPr>
+              <w:keepNext/>
               <w:spacing w:before="20" w:after="20"/>
             </w:pPr>
             <w:r>
@@ -6688,6 +6699,7 @@
           </w:tcPr>
           <w:p>
             <w:pPr>
+              <w:keepNext/>
               <w:spacing w:before="20" w:after="20"/>
             </w:pPr>
             <w:r>
@@ -7370,6 +7382,7 @@
           </w:tcPr>
           <w:p>
             <w:pPr>
+              <w:keepNext/>
               <w:spacing w:before="20" w:after="20"/>
             </w:pPr>
             <w:r>
@@ -7390,6 +7403,7 @@
           </w:tcPr>
           <w:p>
             <w:pPr>
+              <w:keepNext/>
               <w:spacing w:before="20" w:after="20"/>
               <w:jc w:val="right"/>
             </w:pPr>
@@ -7411,6 +7425,7 @@
           </w:tcPr>
           <w:p>
             <w:pPr>
+              <w:keepNext/>
               <w:spacing w:before="20" w:after="20"/>
             </w:pPr>
             <w:r>

--- a/小野町_引継ぎ_整理済/23_障がいアンケート分析/小野町_障がいアンケート分析報告書のレビュー_20261006.docx
+++ b/小野町_引継ぎ_整理済/23_障がいアンケート分析/小野町_障がいアンケート分析報告書のレビュー_20261006.docx
@@ -3887,6 +3887,7 @@
           </w:tcPr>
           <w:p>
             <w:pPr>
+              <w:keepNext/>
               <w:spacing w:before="20" w:after="20"/>
             </w:pPr>
             <w:r>
@@ -3907,6 +3908,7 @@
           </w:tcPr>
           <w:p>
             <w:pPr>
+              <w:keepNext/>
               <w:spacing w:before="20" w:after="20"/>
               <w:jc w:val="right"/>
             </w:pPr>
@@ -3928,6 +3930,7 @@
           </w:tcPr>
           <w:p>
             <w:pPr>
+              <w:keepNext/>
               <w:spacing w:before="20" w:after="20"/>
               <w:jc w:val="right"/>
             </w:pPr>
@@ -3949,6 +3952,7 @@
           </w:tcPr>
           <w:p>
             <w:pPr>
+              <w:keepNext/>
               <w:spacing w:before="20" w:after="20"/>
               <w:jc w:val="right"/>
             </w:pPr>
@@ -3970,6 +3974,7 @@
           </w:tcPr>
           <w:p>
             <w:pPr>
+              <w:keepNext/>
               <w:spacing w:before="20" w:after="20"/>
             </w:pPr>
             <w:r>
@@ -3990,6 +3995,7 @@
           </w:tcPr>
           <w:p>
             <w:pPr>
+              <w:keepNext/>
               <w:spacing w:before="20" w:after="20"/>
               <w:jc w:val="right"/>
             </w:pPr>
@@ -10584,6 +10590,7 @@
           </w:tcPr>
           <w:p>
             <w:pPr>
+              <w:keepNext/>
               <w:spacing w:before="20" w:after="20"/>
             </w:pPr>
             <w:r>
@@ -10604,6 +10611,7 @@
           </w:tcPr>
           <w:p>
             <w:pPr>
+              <w:keepNext/>
               <w:spacing w:before="20" w:after="20"/>
             </w:pPr>
             <w:r>
